--- a/klagomål/A 61167-2024 FSC-klagomål.docx
+++ b/klagomål/A 61167-2024 FSC-klagomål.docx
@@ -1126,7 +1126,7 @@
     <w:r>
       <w:tab/>
       <w:tab/>
-      <w:t>2026-09-14</w:t>
+      <w:t>2026-09-15</w:t>
       <w:br/>
       <w:br/>
     </w:r>

--- a/klagomål/A 61167-2024 FSC-klagomål.docx
+++ b/klagomål/A 61167-2024 FSC-klagomål.docx
@@ -1126,7 +1126,7 @@
     <w:r>
       <w:tab/>
       <w:tab/>
-      <w:t>2026-09-15</w:t>
+      <w:t>2026-09-16</w:t>
       <w:br/>
       <w:br/>
     </w:r>

--- a/klagomål/A 61167-2024 FSC-klagomål.docx
+++ b/klagomål/A 61167-2024 FSC-klagomål.docx
@@ -1126,7 +1126,7 @@
     <w:r>
       <w:tab/>
       <w:tab/>
-      <w:t>2026-09-16</w:t>
+      <w:t>2026-09-17</w:t>
       <w:br/>
       <w:br/>
     </w:r>

--- a/klagomål/A 61167-2024 FSC-klagomål.docx
+++ b/klagomål/A 61167-2024 FSC-klagomål.docx
@@ -1126,7 +1126,7 @@
     <w:r>
       <w:tab/>
       <w:tab/>
-      <w:t>2026-09-17</w:t>
+      <w:t>2026-09-18</w:t>
       <w:br/>
       <w:br/>
     </w:r>

--- a/klagomål/A 61167-2024 FSC-klagomål.docx
+++ b/klagomål/A 61167-2024 FSC-klagomål.docx
@@ -1126,7 +1126,7 @@
     <w:r>
       <w:tab/>
       <w:tab/>
-      <w:t>2026-09-18</w:t>
+      <w:t>2026-09-19</w:t>
       <w:br/>
       <w:br/>
     </w:r>

--- a/klagomål/A 61167-2024 FSC-klagomål.docx
+++ b/klagomål/A 61167-2024 FSC-klagomål.docx
@@ -1126,7 +1126,7 @@
     <w:r>
       <w:tab/>
       <w:tab/>
-      <w:t>2026-09-19</w:t>
+      <w:t>2026-09-21</w:t>
       <w:br/>
       <w:br/>
     </w:r>

--- a/klagomål/A 61167-2024 FSC-klagomål.docx
+++ b/klagomål/A 61167-2024 FSC-klagomål.docx
@@ -1126,7 +1126,7 @@
     <w:r>
       <w:tab/>
       <w:tab/>
-      <w:t>2026-09-21</w:t>
+      <w:t>2026-09-23</w:t>
       <w:br/>
       <w:br/>
     </w:r>

--- a/klagomål/A 61167-2024 FSC-klagomål.docx
+++ b/klagomål/A 61167-2024 FSC-klagomål.docx
@@ -1126,7 +1126,7 @@
     <w:r>
       <w:tab/>
       <w:tab/>
-      <w:t>2026-09-23</w:t>
+      <w:t>2026-09-24</w:t>
       <w:br/>
       <w:br/>
     </w:r>

--- a/klagomål/A 61167-2024 FSC-klagomål.docx
+++ b/klagomål/A 61167-2024 FSC-klagomål.docx
@@ -1126,7 +1126,7 @@
     <w:r>
       <w:tab/>
       <w:tab/>
-      <w:t>2026-09-24</w:t>
+      <w:t>2026-09-25</w:t>
       <w:br/>
       <w:br/>
     </w:r>

--- a/klagomål/A 61167-2024 FSC-klagomål.docx
+++ b/klagomål/A 61167-2024 FSC-klagomål.docx
@@ -1126,7 +1126,7 @@
     <w:r>
       <w:tab/>
       <w:tab/>
-      <w:t>2026-09-25</w:t>
+      <w:t>2026-09-26</w:t>
       <w:br/>
       <w:br/>
     </w:r>

--- a/klagomål/A 61167-2024 FSC-klagomål.docx
+++ b/klagomål/A 61167-2024 FSC-klagomål.docx
@@ -1126,7 +1126,7 @@
     <w:r>
       <w:tab/>
       <w:tab/>
-      <w:t>2026-09-26</w:t>
+      <w:t>2026-09-27</w:t>
       <w:br/>
       <w:br/>
     </w:r>

--- a/klagomål/A 61167-2024 FSC-klagomål.docx
+++ b/klagomål/A 61167-2024 FSC-klagomål.docx
@@ -1126,7 +1126,7 @@
     <w:r>
       <w:tab/>
       <w:tab/>
-      <w:t>2026-09-27</w:t>
+      <w:t>2026-09-28</w:t>
       <w:br/>
       <w:br/>
     </w:r>

--- a/klagomål/A 61167-2024 FSC-klagomål.docx
+++ b/klagomål/A 61167-2024 FSC-klagomål.docx
@@ -1126,7 +1126,7 @@
     <w:r>
       <w:tab/>
       <w:tab/>
-      <w:t>2026-09-28</w:t>
+      <w:t>2026-09-29</w:t>
       <w:br/>
       <w:br/>
     </w:r>

--- a/klagomål/A 61167-2024 FSC-klagomål.docx
+++ b/klagomål/A 61167-2024 FSC-klagomål.docx
@@ -1126,7 +1126,7 @@
     <w:r>
       <w:tab/>
       <w:tab/>
-      <w:t>2026-09-29</w:t>
+      <w:t>2026-09-30</w:t>
       <w:br/>
       <w:br/>
     </w:r>

--- a/klagomål/A 61167-2024 FSC-klagomål.docx
+++ b/klagomål/A 61167-2024 FSC-klagomål.docx
@@ -178,7 +178,7 @@
       <w:r>
         <w:drawing>
           <wp:inline xmlns:a="http://schemas.openxmlformats.org/drawingml/2006/main" xmlns:pic="http://schemas.openxmlformats.org/drawingml/2006/picture">
-            <wp:extent cx="5486400" cy="4279769"/>
+            <wp:extent cx="5486400" cy="4153450"/>
             <wp:docPr id="1" name="Picture 1"/>
             <wp:cNvGraphicFramePr>
               <a:graphicFrameLocks noChangeAspect="1"/>
@@ -199,7 +199,7 @@
                   <pic:spPr>
                     <a:xfrm>
                       <a:off x="0" y="0"/>
-                      <a:ext cx="5486400" cy="4279769"/>
+                      <a:ext cx="5486400" cy="4153450"/>
                     </a:xfrm>
                     <a:prstGeom prst="rect"/>
                   </pic:spPr>
@@ -216,12 +216,12 @@
         <w:spacing w:after="240"/>
       </w:pPr>
       <w:r>
-        <w:t>Figur 1. Fyndplatser för naturvårdsarter i avverkningsanmälan. Markörer utan svart kant är placerade på fyndplatsen. Markörer med svart kant är placerade vid sidan av fyndplatsen och har ett svart streck som visar fyndplatsens exakta position. Kartans mittpunktskoordinat är N 6386787, E 334720 i SWEREF 99 TM.</w:t>
+        <w:t>Figur 1. Fyndplatser för naturvårdsarter i och inom 15 meter från avverkningsanmälan. Markörer utan svart kant är placerade på fyndplatsen. Markörer med svart kant är placerade vid sidan av fyndplatsen och har ett svart streck som visar fyndplatsens exakta position. Kartans mittpunktskoordinat är N 6386787, E 334720 i SWEREF 99 TM.</w:t>
       </w:r>
     </w:p>
     <w:p>
       <w:r>
-        <w:t>I avverkningsanmälan finns fynd av 9 naturvårdsarter, varav 3 är rödlistade, 9 är fridlysta och 4 är typiska (T): duvhök (NT, §4), järnsparv (NT, §4), talltita (NT, §4), bergfink (T, §4), spillkråka (T, §4), tjäder (T, §4), tofsmes (T, §4), grönsiska (§4) och kungsfågel (§4). Se Figur 1.</w:t>
+        <w:t>I och inom 15 meter från avverkningsanmälan finns fynd av 10 naturvårdsarter, varav 3 är rödlistade, 9 är fridlysta och 5 är typiska (T): duvhök (NT, §4), järnsparv (NT, §4), talltita (NT, §4), bergfink (T, §4), spillkråka (T, §4), timmerticka (T), tjäder (T, §4), tofsmes (T, §4), grönsiska (§4) och kungsfågel (§4). Se Figur 1.</w:t>
       </w:r>
     </w:p>
     <w:p>
@@ -323,6 +323,35 @@
         <w:rPr>
           <w:b/>
         </w:rPr>
+        <w:t>Timmerticka</w:t>
+      </w:r>
+      <w:r>
+        <w:t xml:space="preserve"> är typisk art för </w:t>
+      </w:r>
+      <w:r>
+        <w:rPr>
+          <w:i/>
+        </w:rPr>
+        <w:t>9060 Åsbarrskog</w:t>
+      </w:r>
+      <w:r>
+        <w:t>. Bland annat åtgärdsprogramsarten skrovlig flatbagge (NT) samt timmertickgnagare kan påträffas på eller i nära anslutning till fruktkroppar av timmerticka</w:t>
+      </w:r>
+      <w:r>
+        <w:rPr>
+          <w:i/>
+        </w:rPr>
+        <w:t xml:space="preserve"> </w:t>
+      </w:r>
+      <w:r>
+        <w:t>(SLU Artdatabanken, 2026).</w:t>
+      </w:r>
+    </w:p>
+    <w:p>
+      <w:r>
+        <w:rPr>
+          <w:b/>
+        </w:rPr>
         <w:t>Tjäder (§4)</w:t>
       </w:r>
       <w:r>
@@ -473,7 +502,7 @@
         <w:rPr>
           <w:i/>
         </w:rPr>
-        <w:t>I det avverkningsanmälda skogsområdet har 9 naturvårdsarter varav 3 rödlistade arter sina livsmiljöer och växtplatser.</w:t>
+        <w:t>I det avverkningsanmälda skogsområdet har 10 naturvårdsarter varav 3 rödlistade arter sina livsmiljöer och växtplatser.</w:t>
       </w:r>
     </w:p>
     <w:p>
@@ -1126,7 +1155,7 @@
     <w:r>
       <w:tab/>
       <w:tab/>
-      <w:t>2026-09-30</w:t>
+      <w:t>2026-10-01</w:t>
       <w:br/>
       <w:br/>
     </w:r>

--- a/klagomål/A 61167-2024 FSC-klagomål.docx
+++ b/klagomål/A 61167-2024 FSC-klagomål.docx
@@ -1155,7 +1155,7 @@
     <w:r>
       <w:tab/>
       <w:tab/>
-      <w:t>2026-10-01</w:t>
+      <w:t>2026-10-02</w:t>
       <w:br/>
       <w:br/>
     </w:r>

--- a/klagomål/A 61167-2024 FSC-klagomål.docx
+++ b/klagomål/A 61167-2024 FSC-klagomål.docx
@@ -1155,7 +1155,7 @@
     <w:r>
       <w:tab/>
       <w:tab/>
-      <w:t>2026-10-02</w:t>
+      <w:t>2026-10-03</w:t>
       <w:br/>
       <w:br/>
     </w:r>

--- a/klagomål/A 61167-2024 FSC-klagomål.docx
+++ b/klagomål/A 61167-2024 FSC-klagomål.docx
@@ -1155,7 +1155,7 @@
     <w:r>
       <w:tab/>
       <w:tab/>
-      <w:t>2026-10-03</w:t>
+      <w:t>2026-10-04</w:t>
       <w:br/>
       <w:br/>
     </w:r>

--- a/klagomål/A 61167-2024 FSC-klagomål.docx
+++ b/klagomål/A 61167-2024 FSC-klagomål.docx
@@ -1155,7 +1155,7 @@
     <w:r>
       <w:tab/>
       <w:tab/>
-      <w:t>2026-10-04</w:t>
+      <w:t>2026-10-05</w:t>
       <w:br/>
       <w:br/>
     </w:r>

--- a/klagomål/A 61167-2024 FSC-klagomål.docx
+++ b/klagomål/A 61167-2024 FSC-klagomål.docx
@@ -1155,7 +1155,7 @@
     <w:r>
       <w:tab/>
       <w:tab/>
-      <w:t>2026-10-05</w:t>
+      <w:t>2026-10-06</w:t>
       <w:br/>
       <w:br/>
     </w:r>

--- a/klagomål/A 61167-2024 FSC-klagomål.docx
+++ b/klagomål/A 61167-2024 FSC-klagomål.docx
@@ -1155,7 +1155,7 @@
     <w:r>
       <w:tab/>
       <w:tab/>
-      <w:t>2026-10-06</w:t>
+      <w:t>2026-10-07</w:t>
       <w:br/>
       <w:br/>
     </w:r>

--- a/klagomål/A 61167-2024 FSC-klagomål.docx
+++ b/klagomål/A 61167-2024 FSC-klagomål.docx
@@ -1155,7 +1155,7 @@
     <w:r>
       <w:tab/>
       <w:tab/>
-      <w:t>2026-10-07</w:t>
+      <w:t>2026-10-08</w:t>
       <w:br/>
       <w:br/>
     </w:r>

--- a/klagomål/A 61167-2024 FSC-klagomål.docx
+++ b/klagomål/A 61167-2024 FSC-klagomål.docx
@@ -1155,7 +1155,7 @@
     <w:r>
       <w:tab/>
       <w:tab/>
-      <w:t>2026-10-08</w:t>
+      <w:t>2026-10-09</w:t>
       <w:br/>
       <w:br/>
     </w:r>

--- a/klagomål/A 61167-2024 FSC-klagomål.docx
+++ b/klagomål/A 61167-2024 FSC-klagomål.docx
@@ -1155,7 +1155,7 @@
     <w:r>
       <w:tab/>
       <w:tab/>
-      <w:t>2026-10-09</w:t>
+      <w:t>2026-10-10</w:t>
       <w:br/>
       <w:br/>
     </w:r>

--- a/klagomål/A 61167-2024 FSC-klagomål.docx
+++ b/klagomål/A 61167-2024 FSC-klagomål.docx
@@ -1155,7 +1155,7 @@
     <w:r>
       <w:tab/>
       <w:tab/>
-      <w:t>2026-10-10</w:t>
+      <w:t>2026-10-11</w:t>
       <w:br/>
       <w:br/>
     </w:r>

--- a/klagomål/A 61167-2024 FSC-klagomål.docx
+++ b/klagomål/A 61167-2024 FSC-klagomål.docx
@@ -1155,7 +1155,7 @@
     <w:r>
       <w:tab/>
       <w:tab/>
-      <w:t>2026-10-11</w:t>
+      <w:t>2026-10-12</w:t>
       <w:br/>
       <w:br/>
     </w:r>

--- a/klagomål/A 61167-2024 FSC-klagomål.docx
+++ b/klagomål/A 61167-2024 FSC-klagomål.docx
@@ -1155,7 +1155,7 @@
     <w:r>
       <w:tab/>
       <w:tab/>
-      <w:t>2026-10-12</w:t>
+      <w:t>2026-10-13</w:t>
       <w:br/>
       <w:br/>
     </w:r>

--- a/klagomål/A 61167-2024 FSC-klagomål.docx
+++ b/klagomål/A 61167-2024 FSC-klagomål.docx
@@ -1155,7 +1155,7 @@
     <w:r>
       <w:tab/>
       <w:tab/>
-      <w:t>2026-10-13</w:t>
+      <w:t>2026-10-14</w:t>
       <w:br/>
       <w:br/>
     </w:r>

--- a/klagomål/A 61167-2024 FSC-klagomål.docx
+++ b/klagomål/A 61167-2024 FSC-klagomål.docx
@@ -1155,7 +1155,7 @@
     <w:r>
       <w:tab/>
       <w:tab/>
-      <w:t>2026-10-14</w:t>
+      <w:t>2026-10-15</w:t>
       <w:br/>
       <w:br/>
     </w:r>

--- a/klagomål/A 61167-2024 FSC-klagomål.docx
+++ b/klagomål/A 61167-2024 FSC-klagomål.docx
@@ -1155,7 +1155,7 @@
     <w:r>
       <w:tab/>
       <w:tab/>
-      <w:t>2026-10-15</w:t>
+      <w:t>2026-10-16</w:t>
       <w:br/>
       <w:br/>
     </w:r>

--- a/klagomål/A 61167-2024 FSC-klagomål.docx
+++ b/klagomål/A 61167-2024 FSC-klagomål.docx
@@ -1155,7 +1155,7 @@
     <w:r>
       <w:tab/>
       <w:tab/>
-      <w:t>2026-10-16</w:t>
+      <w:t>2026-10-17</w:t>
       <w:br/>
       <w:br/>
     </w:r>

--- a/klagomål/A 61167-2024 FSC-klagomål.docx
+++ b/klagomål/A 61167-2024 FSC-klagomål.docx
@@ -1155,7 +1155,7 @@
     <w:r>
       <w:tab/>
       <w:tab/>
-      <w:t>2026-10-17</w:t>
+      <w:t>2026-10-18</w:t>
       <w:br/>
       <w:br/>
     </w:r>

--- a/klagomål/A 61167-2024 FSC-klagomål.docx
+++ b/klagomål/A 61167-2024 FSC-klagomål.docx
@@ -1155,7 +1155,7 @@
     <w:r>
       <w:tab/>
       <w:tab/>
-      <w:t>2026-10-18</w:t>
+      <w:t>2026-10-19</w:t>
       <w:br/>
       <w:br/>
     </w:r>

--- a/klagomål/A 61167-2024 FSC-klagomål.docx
+++ b/klagomål/A 61167-2024 FSC-klagomål.docx
@@ -1155,7 +1155,7 @@
     <w:r>
       <w:tab/>
       <w:tab/>
-      <w:t>2026-10-19</w:t>
+      <w:t>2026-10-20</w:t>
       <w:br/>
       <w:br/>
     </w:r>

--- a/klagomål/A 61167-2024 FSC-klagomål.docx
+++ b/klagomål/A 61167-2024 FSC-klagomål.docx
@@ -1155,7 +1155,7 @@
     <w:r>
       <w:tab/>
       <w:tab/>
-      <w:t>2026-10-20</w:t>
+      <w:t>2026-10-21</w:t>
       <w:br/>
       <w:br/>
     </w:r>

--- a/klagomål/A 61167-2024 FSC-klagomål.docx
+++ b/klagomål/A 61167-2024 FSC-klagomål.docx
@@ -1155,7 +1155,7 @@
     <w:r>
       <w:tab/>
       <w:tab/>
-      <w:t>2026-10-21</w:t>
+      <w:t>2026-10-22</w:t>
       <w:br/>
       <w:br/>
     </w:r>

--- a/klagomål/A 61167-2024 FSC-klagomål.docx
+++ b/klagomål/A 61167-2024 FSC-klagomål.docx
@@ -1155,7 +1155,7 @@
     <w:r>
       <w:tab/>
       <w:tab/>
-      <w:t>2026-10-22</w:t>
+      <w:t>2026-10-23</w:t>
       <w:br/>
       <w:br/>
     </w:r>

--- a/klagomål/A 61167-2024 FSC-klagomål.docx
+++ b/klagomål/A 61167-2024 FSC-klagomål.docx
@@ -1155,7 +1155,7 @@
     <w:r>
       <w:tab/>
       <w:tab/>
-      <w:t>2026-10-23</w:t>
+      <w:t>2026-10-24</w:t>
       <w:br/>
       <w:br/>
     </w:r>

--- a/klagomål/A 61167-2024 FSC-klagomål.docx
+++ b/klagomål/A 61167-2024 FSC-klagomål.docx
@@ -1155,7 +1155,7 @@
     <w:r>
       <w:tab/>
       <w:tab/>
-      <w:t>2026-10-24</w:t>
+      <w:t>2026-10-25</w:t>
       <w:br/>
       <w:br/>
     </w:r>

--- a/klagomål/A 61167-2024 FSC-klagomål.docx
+++ b/klagomål/A 61167-2024 FSC-klagomål.docx
@@ -1155,7 +1155,7 @@
     <w:r>
       <w:tab/>
       <w:tab/>
-      <w:t>2026-10-25</w:t>
+      <w:t>2026-10-26</w:t>
       <w:br/>
       <w:br/>
     </w:r>

--- a/klagomål/A 61167-2024 FSC-klagomål.docx
+++ b/klagomål/A 61167-2024 FSC-klagomål.docx
@@ -1155,7 +1155,7 @@
     <w:r>
       <w:tab/>
       <w:tab/>
-      <w:t>2026-10-26</w:t>
+      <w:t>2026-10-27</w:t>
       <w:br/>
       <w:br/>
     </w:r>

--- a/klagomål/A 61167-2024 FSC-klagomål.docx
+++ b/klagomål/A 61167-2024 FSC-klagomål.docx
@@ -1155,7 +1155,7 @@
     <w:r>
       <w:tab/>
       <w:tab/>
-      <w:t>2026-10-27</w:t>
+      <w:t>2026-10-28</w:t>
       <w:br/>
       <w:br/>
     </w:r>

--- a/klagomål/A 61167-2024 FSC-klagomål.docx
+++ b/klagomål/A 61167-2024 FSC-klagomål.docx
@@ -1155,7 +1155,7 @@
     <w:r>
       <w:tab/>
       <w:tab/>
-      <w:t>2026-10-28</w:t>
+      <w:t>2026-10-29</w:t>
       <w:br/>
       <w:br/>
     </w:r>

--- a/klagomål/A 61167-2024 FSC-klagomål.docx
+++ b/klagomål/A 61167-2024 FSC-klagomål.docx
@@ -1155,7 +1155,7 @@
     <w:r>
       <w:tab/>
       <w:tab/>
-      <w:t>2026-10-29</w:t>
+      <w:t>2026-10-31</w:t>
       <w:br/>
       <w:br/>
     </w:r>
